--- a/public/wordTemplate/kertas_kerja_template.docx
+++ b/public/wordTemplate/kertas_kerja_template.docx
@@ -6786,9 +6786,84 @@
         <w:spacing w:line="288" w:lineRule="auto"/>
         <w:ind w:left="119" w:right="1342"/>
         <w:rPr>
-          <w:i/>
-        </w:rPr>
-      </w:pPr>
+          <w:b/>
+          <w:bCs/>
+          <w:iCs/>
+        </w:rPr>
+      </w:pPr>
+      <w:r>
+        <w:rPr>
+          <w:b/>
+          <w:bCs/>
+          <w:iCs/>
+        </w:rPr>
+        <w:t>LAMPIRAN 1: CADANGAN AGIHAN PERUNTUKAN DANA UNIVERSITI PENYELIDIKAN</w:t>
+      </w:r>
+      <w:r>
+        <w:rPr>
+          <w:b/>
+          <w:bCs/>
+          <w:iCs/>
+        </w:rPr>
+        <w:t xml:space="preserve"> </w:t>
+      </w:r>
+      <w:r>
+        <w:rPr>
+          <w:b/>
+          <w:bCs/>
+          <w:iCs/>
+        </w:rPr>
+        <w:t>TAHUN 2023 BERJUMLAH RM24,955,737.94</w:t>
+      </w:r>
+    </w:p>
+    <w:p>
+      <w:pPr>
+        <w:spacing w:line="288" w:lineRule="auto"/>
+        <w:ind w:left="119" w:right="1342"/>
+        <w:rPr>
+          <w:b/>
+          <w:bCs/>
+          <w:iCs/>
+        </w:rPr>
+      </w:pPr>
+    </w:p>
+    <w:p>
+      <w:pPr>
+        <w:spacing w:line="288" w:lineRule="auto"/>
+        <w:ind w:left="119" w:right="1342"/>
+        <w:rPr>
+          <w:bCs/>
+          <w:iCs/>
+        </w:rPr>
+      </w:pPr>
+      <w:r>
+        <w:rPr>
+          <w:bCs/>
+          <w:iCs/>
+        </w:rPr>
+        <w:t>$</w:t>
+      </w:r>
+      <w:r>
+        <w:rPr>
+          <w:bCs/>
+          <w:iCs/>
+        </w:rPr>
+        <w:t>{</w:t>
+      </w:r>
+      <w:r>
+        <w:rPr>
+          <w:bCs/>
+          <w:iCs/>
+        </w:rPr>
+        <w:t>table_placeholder</w:t>
+      </w:r>
+      <w:r>
+        <w:rPr>
+          <w:bCs/>
+          <w:iCs/>
+        </w:rPr>
+        <w:t>}</w:t>
+      </w:r>
     </w:p>
     <w:sectPr>
       <w:headerReference w:type="default" r:id="rId11"/>
